--- a/tests/fixtures/cross-author-slicing/multi-author-stacked-pending.docx
+++ b/tests/fixtures/cross-author-slicing/multi-author-stacked-pending.docx
@@ -6,11 +6,11 @@
       <w:r>
         <w:t xml:space="preserve">Provision </w:t>
       </w:r>
-      <w:ins w:id="0" w:author="Barry Plasteras" w:date="2026-09-08T09:29:00Z" w16du:dateUtc="2026-09-08T16:29:00Z">
+      <w:ins w:id="0" w:author="John Doe" w:date="2026-09-10T18:46:00Z" w16du:dateUtc="2026-09-11T01:46:00Z">
         <w:r>
           <w:t xml:space="preserve">first draft </w:t>
         </w:r>
-        <w:del w:id="1" w:author="Anson Lai" w:date="2026-09-08T09:29:00Z" w16du:dateUtc="2026-09-08T16:29:00Z">
+        <w:del w:id="1" w:author="Anson Lai" w:date="2026-09-10T18:46:00Z" w16du:dateUtc="2026-09-11T01:46:00Z">
           <w:r>
             <w:delText xml:space="preserve">of the proposal </w:delText>
           </w:r>
@@ -18,7 +18,7 @@
         <w:r>
           <w:t xml:space="preserve">with </w:t>
         </w:r>
-        <w:del w:id="2" w:author="Chris Davis" w:date="2026-09-08T09:29:00Z" w16du:dateUtc="2026-09-08T16:29:00Z">
+        <w:del w:id="2" w:author="Chris Davis" w:date="2026-09-10T18:46:00Z" w16du:dateUtc="2026-09-11T01:46:00Z">
           <w:r>
             <w:delText xml:space="preserve">initial </w:delText>
           </w:r>
@@ -40,8 +40,8 @@
 
 <file path=word/people.xml><?xml version="1.0" encoding="utf-8"?>
 <w15:people xmlns:wpc="http://schemas.microsoft.com/office/word/2010/wordprocessingCanvas" xmlns:cx="http://schemas.microsoft.com/office/drawing/2014/chartex" xmlns:cx1="http://schemas.microsoft.com/office/drawing/2015/9/8/chartex" xmlns:cx2="http://schemas.microsoft.com/office/drawing/2015/10/21/chartex" xmlns:cx3="http://schemas.microsoft.com/office/drawing/2016/5/9/chartex" xmlns:cx4="http://schemas.microsoft.com/office/drawing/2016/5/10/chartex" xmlns:cx5="http://schemas.microsoft.com/office/drawing/2016/5/11/chartex" xmlns:cx6="http://schemas.microsoft.com/office/drawing/2016/5/12/chartex" xmlns:cx7="http://schemas.microsoft.com/office/drawing/2016/5/13/chartex" xmlns:cx8="http://schemas.microsoft.com/office/drawing/2016/5/14/chartex" xmlns:mc="http://schemas.openxmlformats.org/markup-compatibility/2006" xmlns:aink="http://schemas.microsoft.com/office/drawing/2016/ink" xmlns:am3d="http://schemas.microsoft.com/office/drawing/2017/model3d" xmlns:o="urn:schemas-microsoft-com:office:office" xmlns:oel="http://schemas.microsoft.com/office/2019/extlst" xmlns:r="http://schemas.openxmlformats.org/officeDocument/2006/relationships" xmlns:m="http://schemas.openxmlformats.org/officeDocument/2006/math" xmlns:v="urn:schemas-microsoft-com:vml" xmlns:wp14="http://schemas.microsoft.com/office/word/2010/wordprocessingDrawing" xmlns:wp="http://schemas.openxmlformats.org/drawingml/2006/wordprocessingDrawing" xmlns:w10="urn:schemas-microsoft-com:office:word" xmlns:w="http://schemas.openxmlformats.org/wordprocessingml/2006/main" xmlns:w14="http://schemas.microsoft.com/office/word/2010/wordml" xmlns:w15="http://schemas.microsoft.com/office/word/2012/wordml" xmlns:w16cex="http://schemas.microsoft.com/office/word/2018/wordml/cex" xmlns:w16cid="http://schemas.microsoft.com/office/word/2016/wordml/cid" xmlns:w16="http://schemas.microsoft.com/office/word/2018/wordml" xmlns:w16du="http://schemas.microsoft.com/office/word/2023/wordml/word16du" xmlns:w16sdtdh="http://schemas.microsoft.com/office/word/2020/wordml/sdtdatahash" xmlns:w16sdtfl="http://schemas.microsoft.com/office/word/2024/wordml/sdtformatlock" xmlns:w16se="http://schemas.microsoft.com/office/word/2015/wordml/symex" xmlns:wpg="http://schemas.microsoft.com/office/word/2010/wordprocessingGroup" xmlns:wpi="http://schemas.microsoft.com/office/word/2010/wordprocessingInk" xmlns:wne="http://schemas.microsoft.com/office/word/2006/wordml" xmlns:wps="http://schemas.microsoft.com/office/word/2010/wordprocessingShape" mc:Ignorable="w14 w15 w16se w16cid w16 w16cex w16sdtdh w16sdtfl w16du wp14">
-  <w15:person w15:author="Barry Plasteras">
-    <w15:presenceInfo w15:providerId="None" w15:userId="Barry Plasteras"/>
+  <w15:person w15:author="John Doe">
+    <w15:presenceInfo w15:providerId="None" w15:userId="John Doe"/>
   </w15:person>
   <w15:person w15:author="Anson Lai">
     <w15:presenceInfo w15:providerId="None" w15:userId="Anson Lai"/>
@@ -460,7 +460,7 @@
     <w:link w:val="Heading1Char"/>
     <w:uiPriority w:val="9"/>
     <w:qFormat/>
-    <w:rsid w:val="00235404"/>
+    <w:rsid w:val="00FE35FE"/>
     <w:pPr>
       <w:keepNext/>
       <w:keepLines/>
@@ -483,7 +483,7 @@
     <w:semiHidden/>
     <w:unhideWhenUsed/>
     <w:qFormat/>
-    <w:rsid w:val="00235404"/>
+    <w:rsid w:val="00FE35FE"/>
     <w:pPr>
       <w:keepNext/>
       <w:keepLines/>
@@ -506,7 +506,7 @@
     <w:semiHidden/>
     <w:unhideWhenUsed/>
     <w:qFormat/>
-    <w:rsid w:val="00235404"/>
+    <w:rsid w:val="00FE35FE"/>
     <w:pPr>
       <w:keepNext/>
       <w:keepLines/>
@@ -529,7 +529,7 @@
     <w:semiHidden/>
     <w:unhideWhenUsed/>
     <w:qFormat/>
-    <w:rsid w:val="00235404"/>
+    <w:rsid w:val="00FE35FE"/>
     <w:pPr>
       <w:keepNext/>
       <w:keepLines/>
@@ -552,7 +552,7 @@
     <w:semiHidden/>
     <w:unhideWhenUsed/>
     <w:qFormat/>
-    <w:rsid w:val="00235404"/>
+    <w:rsid w:val="00FE35FE"/>
     <w:pPr>
       <w:keepNext/>
       <w:keepLines/>
@@ -573,7 +573,7 @@
     <w:semiHidden/>
     <w:unhideWhenUsed/>
     <w:qFormat/>
-    <w:rsid w:val="00235404"/>
+    <w:rsid w:val="00FE35FE"/>
     <w:pPr>
       <w:keepNext/>
       <w:keepLines/>
@@ -596,7 +596,7 @@
     <w:semiHidden/>
     <w:unhideWhenUsed/>
     <w:qFormat/>
-    <w:rsid w:val="00235404"/>
+    <w:rsid w:val="00FE35FE"/>
     <w:pPr>
       <w:keepNext/>
       <w:keepLines/>
@@ -617,7 +617,7 @@
     <w:semiHidden/>
     <w:unhideWhenUsed/>
     <w:qFormat/>
-    <w:rsid w:val="00235404"/>
+    <w:rsid w:val="00FE35FE"/>
     <w:pPr>
       <w:keepNext/>
       <w:keepLines/>
@@ -640,7 +640,7 @@
     <w:semiHidden/>
     <w:unhideWhenUsed/>
     <w:qFormat/>
-    <w:rsid w:val="00235404"/>
+    <w:rsid w:val="00FE35FE"/>
     <w:pPr>
       <w:keepNext/>
       <w:keepLines/>
@@ -684,7 +684,7 @@
     <w:basedOn w:val="DefaultParagraphFont"/>
     <w:link w:val="Heading1"/>
     <w:uiPriority w:val="9"/>
-    <w:rsid w:val="00235404"/>
+    <w:rsid w:val="00FE35FE"/>
     <w:rPr>
       <w:rFonts w:asciiTheme="majorHAnsi" w:eastAsiaTheme="majorEastAsia" w:hAnsiTheme="majorHAnsi" w:cstheme="majorBidi"/>
       <w:color w:val="2F5496" w:themeColor="accent1" w:themeShade="BF"/>
@@ -698,7 +698,7 @@
     <w:link w:val="Heading2"/>
     <w:uiPriority w:val="9"/>
     <w:semiHidden/>
-    <w:rsid w:val="00235404"/>
+    <w:rsid w:val="00FE35FE"/>
     <w:rPr>
       <w:rFonts w:asciiTheme="majorHAnsi" w:eastAsiaTheme="majorEastAsia" w:hAnsiTheme="majorHAnsi" w:cstheme="majorBidi"/>
       <w:color w:val="2F5496" w:themeColor="accent1" w:themeShade="BF"/>
@@ -712,7 +712,7 @@
     <w:link w:val="Heading3"/>
     <w:uiPriority w:val="9"/>
     <w:semiHidden/>
-    <w:rsid w:val="00235404"/>
+    <w:rsid w:val="00FE35FE"/>
     <w:rPr>
       <w:rFonts w:eastAsiaTheme="majorEastAsia" w:cstheme="majorBidi"/>
       <w:color w:val="2F5496" w:themeColor="accent1" w:themeShade="BF"/>
@@ -726,7 +726,7 @@
     <w:link w:val="Heading4"/>
     <w:uiPriority w:val="9"/>
     <w:semiHidden/>
-    <w:rsid w:val="00235404"/>
+    <w:rsid w:val="00FE35FE"/>
     <w:rPr>
       <w:rFonts w:eastAsiaTheme="majorEastAsia" w:cstheme="majorBidi"/>
       <w:i/>
@@ -740,7 +740,7 @@
     <w:link w:val="Heading5"/>
     <w:uiPriority w:val="9"/>
     <w:semiHidden/>
-    <w:rsid w:val="00235404"/>
+    <w:rsid w:val="00FE35FE"/>
     <w:rPr>
       <w:rFonts w:eastAsiaTheme="majorEastAsia" w:cstheme="majorBidi"/>
       <w:color w:val="2F5496" w:themeColor="accent1" w:themeShade="BF"/>
@@ -752,7 +752,7 @@
     <w:link w:val="Heading6"/>
     <w:uiPriority w:val="9"/>
     <w:semiHidden/>
-    <w:rsid w:val="00235404"/>
+    <w:rsid w:val="00FE35FE"/>
     <w:rPr>
       <w:rFonts w:eastAsiaTheme="majorEastAsia" w:cstheme="majorBidi"/>
       <w:i/>
@@ -766,7 +766,7 @@
     <w:link w:val="Heading7"/>
     <w:uiPriority w:val="9"/>
     <w:semiHidden/>
-    <w:rsid w:val="00235404"/>
+    <w:rsid w:val="00FE35FE"/>
     <w:rPr>
       <w:rFonts w:eastAsiaTheme="majorEastAsia" w:cstheme="majorBidi"/>
       <w:color w:val="595959" w:themeColor="text1" w:themeTint="A6"/>
@@ -778,7 +778,7 @@
     <w:link w:val="Heading8"/>
     <w:uiPriority w:val="9"/>
     <w:semiHidden/>
-    <w:rsid w:val="00235404"/>
+    <w:rsid w:val="00FE35FE"/>
     <w:rPr>
       <w:rFonts w:eastAsiaTheme="majorEastAsia" w:cstheme="majorBidi"/>
       <w:i/>
@@ -792,7 +792,7 @@
     <w:link w:val="Heading9"/>
     <w:uiPriority w:val="9"/>
     <w:semiHidden/>
-    <w:rsid w:val="00235404"/>
+    <w:rsid w:val="00FE35FE"/>
     <w:rPr>
       <w:rFonts w:eastAsiaTheme="majorEastAsia" w:cstheme="majorBidi"/>
       <w:color w:val="272727" w:themeColor="text1" w:themeTint="D8"/>
@@ -805,7 +805,7 @@
     <w:link w:val="TitleChar"/>
     <w:uiPriority w:val="10"/>
     <w:qFormat/>
-    <w:rsid w:val="00235404"/>
+    <w:rsid w:val="00FE35FE"/>
     <w:pPr>
       <w:spacing w:after="80" w:line="240" w:lineRule="auto"/>
       <w:contextualSpacing/>
@@ -823,7 +823,7 @@
     <w:basedOn w:val="DefaultParagraphFont"/>
     <w:link w:val="Title"/>
     <w:uiPriority w:val="10"/>
-    <w:rsid w:val="00235404"/>
+    <w:rsid w:val="00FE35FE"/>
     <w:rPr>
       <w:rFonts w:asciiTheme="majorHAnsi" w:eastAsiaTheme="majorEastAsia" w:hAnsiTheme="majorHAnsi" w:cstheme="majorBidi"/>
       <w:spacing w:val="-10"/>
@@ -839,7 +839,7 @@
     <w:link w:val="SubtitleChar"/>
     <w:uiPriority w:val="11"/>
     <w:qFormat/>
-    <w:rsid w:val="00235404"/>
+    <w:rsid w:val="00FE35FE"/>
     <w:pPr>
       <w:numPr>
         <w:ilvl w:val="1"/>
@@ -858,7 +858,7 @@
     <w:basedOn w:val="DefaultParagraphFont"/>
     <w:link w:val="Subtitle"/>
     <w:uiPriority w:val="11"/>
-    <w:rsid w:val="00235404"/>
+    <w:rsid w:val="00FE35FE"/>
     <w:rPr>
       <w:rFonts w:eastAsiaTheme="majorEastAsia" w:cstheme="majorBidi"/>
       <w:color w:val="595959" w:themeColor="text1" w:themeTint="A6"/>
@@ -874,7 +874,7 @@
     <w:link w:val="QuoteChar"/>
     <w:uiPriority w:val="29"/>
     <w:qFormat/>
-    <w:rsid w:val="00235404"/>
+    <w:rsid w:val="00FE35FE"/>
     <w:pPr>
       <w:spacing w:before="160"/>
       <w:jc w:val="center"/>
@@ -890,7 +890,7 @@
     <w:basedOn w:val="DefaultParagraphFont"/>
     <w:link w:val="Quote"/>
     <w:uiPriority w:val="29"/>
-    <w:rsid w:val="00235404"/>
+    <w:rsid w:val="00FE35FE"/>
     <w:rPr>
       <w:i/>
       <w:iCs/>
@@ -902,7 +902,7 @@
     <w:basedOn w:val="Normal"/>
     <w:uiPriority w:val="34"/>
     <w:qFormat/>
-    <w:rsid w:val="00235404"/>
+    <w:rsid w:val="00FE35FE"/>
     <w:pPr>
       <w:ind w:left="720"/>
       <w:contextualSpacing/>
@@ -913,7 +913,7 @@
     <w:basedOn w:val="DefaultParagraphFont"/>
     <w:uiPriority w:val="21"/>
     <w:qFormat/>
-    <w:rsid w:val="00235404"/>
+    <w:rsid w:val="00FE35FE"/>
     <w:rPr>
       <w:i/>
       <w:iCs/>
@@ -927,7 +927,7 @@
     <w:link w:val="IntenseQuoteChar"/>
     <w:uiPriority w:val="30"/>
     <w:qFormat/>
-    <w:rsid w:val="00235404"/>
+    <w:rsid w:val="00FE35FE"/>
     <w:pPr>
       <w:pBdr>
         <w:top w:val="single" w:sz="4" w:space="10" w:color="2F5496" w:themeColor="accent1" w:themeShade="BF"/>
@@ -948,7 +948,7 @@
     <w:basedOn w:val="DefaultParagraphFont"/>
     <w:link w:val="IntenseQuote"/>
     <w:uiPriority w:val="30"/>
-    <w:rsid w:val="00235404"/>
+    <w:rsid w:val="00FE35FE"/>
     <w:rPr>
       <w:i/>
       <w:iCs/>
@@ -960,7 +960,7 @@
     <w:basedOn w:val="DefaultParagraphFont"/>
     <w:uiPriority w:val="32"/>
     <w:qFormat/>
-    <w:rsid w:val="00235404"/>
+    <w:rsid w:val="00FE35FE"/>
     <w:rPr>
       <w:b/>
       <w:bCs/>
@@ -974,7 +974,7 @@
     <w:hidden/>
     <w:uiPriority w:val="99"/>
     <w:semiHidden/>
-    <w:rsid w:val="00235404"/>
+    <w:rsid w:val="00FE35FE"/>
     <w:pPr>
       <w:spacing w:after="0" w:line="240" w:lineRule="auto"/>
     </w:pPr>
